--- a/public/fun/stationery/편지지_정원82_화분줄.docx
+++ b/public/fun/stationery/편지지_정원82_화분줄.docx
@@ -4,16 +4,31 @@
   <w:body>
     <w:p>
       <w:pPr>
-        <w:framePr w:w="9810" w:h="540" w:hRule="exact" w:wrap="around" w:vAnchor="page" w:hAnchor="page" w:x="1050" w:y="8040"/>
+        <w:framePr w:w="9000" w:h="1560" w:hRule="exact" w:wrap="around" w:vAnchor="page" w:hAnchor="page" w:x="1455" w:y="8376"/>
+        <w:spacing w:lineRule="exact" w:line="780"/>
+        <w:jc w:val="center"/>
+      </w:pPr>
+      <w:r>
+        <w:rPr>
+          <w:b/>
+          <w:color w:val="254274"/>
+          <w:sz w:val="66"/>
+        </w:rPr>
+        <w:t>화분 줄</w:t>
+      </w:r>
+    </w:p>
+    <w:p>
+      <w:pPr>
+        <w:framePr w:w="9510" w:h="540" w:hRule="exact" w:wrap="around" w:vAnchor="page" w:hAnchor="page" w:x="1200" w:y="9930"/>
         <w:tabs>
-          <w:tab w:pos="9810" w:val="right"/>
+          <w:tab w:pos="9510" w:val="right"/>
         </w:tabs>
         <w:spacing w:lineRule="exact" w:line="540"/>
       </w:pPr>
       <w:r>
         <w:rPr>
           <w:b/>
-          <w:color w:val="3E2857"/>
+          <w:color w:val="283857"/>
           <w:sz w:val="24"/>
         </w:rPr>
         <w:t xml:space="preserve">받는 사람 : </w:t>
@@ -21,7 +36,7 @@
       <w:r>
         <w:rPr>
           <w:b/>
-          <w:color w:val="3E2857"/>
+          <w:color w:val="283857"/>
           <w:sz w:val="24"/>
         </w:rPr>
         <w:tab/>
@@ -30,13 +45,13 @@
     </w:p>
     <w:p>
       <w:pPr>
-        <w:framePr w:w="9810" w:h="540" w:hRule="exact" w:wrap="around" w:vAnchor="page" w:hAnchor="page" w:x="1050" w:y="15780"/>
+        <w:framePr w:w="9510" w:h="540" w:hRule="exact" w:wrap="around" w:vAnchor="page" w:hAnchor="page" w:x="1200" w:y="15780"/>
         <w:spacing w:lineRule="exact" w:line="540"/>
       </w:pPr>
       <w:r>
         <w:rPr>
           <w:b/>
-          <w:color w:val="3E2857"/>
+          <w:color w:val="283857"/>
           <w:sz w:val="24"/>
         </w:rPr>
         <w:t xml:space="preserve">보내는 사람 : </w:t>
@@ -58,7 +73,7 @@
       <w:headerReference w:type="default" r:id="rId9"/>
       <w:footerReference w:type="default" r:id="rId10"/>
       <w:pgSz w:w="11906" w:h="16838"/>
-      <w:pgMar w:top="8760" w:right="1050" w:bottom="1395" w:left="1050" w:header="0" w:footer="300" w:gutter="0"/>
+      <w:pgMar w:top="10650" w:right="1200" w:bottom="1485" w:left="1200" w:header="0" w:footer="300" w:gutter="0"/>
       <w:cols w:space="720"/>
       <w:docGrid w:linePitch="360"/>
     </w:sectPr>

--- a/public/fun/stationery/편지지_정원82_화분줄.docx
+++ b/public/fun/stationery/편지지_정원82_화분줄.docx
@@ -40,7 +40,7 @@
           <w:sz w:val="24"/>
         </w:rPr>
         <w:tab/>
-        <w:t>날짜 :  20        년        월        일</w:t>
+        <w:t>날짜 :           년        월        일</w:t>
       </w:r>
     </w:p>
     <w:p>
